--- a/doc/DSW - TP-02-DiezEspositoLabordaNozralah FINAL.docx
+++ b/doc/DSW - TP-02-DiezEspositoLabordaNozralah FINAL.docx
@@ -1483,21 +1483,7 @@
           <w:rFonts w:ascii="Arial" w:hAnsi="Arial" w:cs="Arial"/>
           <w:iCs/>
         </w:rPr>
-        <w:t xml:space="preserve">Modal a </w:t>
-      </w:r>
-      <w:r>
-        <w:rPr>
-          <w:rFonts w:ascii="Arial" w:hAnsi="Arial" w:cs="Arial"/>
-          <w:iCs/>
-        </w:rPr>
-        <w:t>través</w:t>
-      </w:r>
-      <w:r>
-        <w:rPr>
-          <w:rFonts w:ascii="Arial" w:hAnsi="Arial" w:cs="Arial"/>
-          <w:iCs/>
-        </w:rPr>
-        <w:t xml:space="preserve"> del </w:t>
+        <w:t xml:space="preserve">Modal a través del </w:t>
       </w:r>
       <w:proofErr w:type="spellStart"/>
       <w:r>
@@ -1543,35 +1529,7 @@
           <w:rFonts w:ascii="Arial" w:hAnsi="Arial" w:cs="Arial"/>
           <w:iCs/>
         </w:rPr>
-        <w:t xml:space="preserve">’ al que dirige el botón ‘ir’, se </w:t>
-      </w:r>
-      <w:r>
-        <w:rPr>
-          <w:rFonts w:ascii="Arial" w:hAnsi="Arial" w:cs="Arial"/>
-          <w:iCs/>
-        </w:rPr>
-        <w:t>optó</w:t>
-      </w:r>
-      <w:r>
-        <w:rPr>
-          <w:rFonts w:ascii="Arial" w:hAnsi="Arial" w:cs="Arial"/>
-          <w:iCs/>
-        </w:rPr>
-        <w:t xml:space="preserve"> por el modal con fondo opaco para centrar la atención en respectivo </w:t>
-      </w:r>
-      <w:r>
-        <w:rPr>
-          <w:rFonts w:ascii="Arial" w:hAnsi="Arial" w:cs="Arial"/>
-          <w:iCs/>
-        </w:rPr>
-        <w:t>artículo</w:t>
-      </w:r>
-      <w:r>
-        <w:rPr>
-          <w:rFonts w:ascii="Arial" w:hAnsi="Arial" w:cs="Arial"/>
-          <w:iCs/>
-        </w:rPr>
-        <w:t>.</w:t>
+        <w:t>’ al que dirige el botón ‘ir’, se optó por el modal con fondo opaco para centrar la atención en respectivo artículo.</w:t>
       </w:r>
     </w:p>
     <w:p>
@@ -1595,14 +1553,7 @@
           <w:rFonts w:ascii="Arial" w:hAnsi="Arial" w:cs="Arial"/>
           <w:iCs/>
         </w:rPr>
-        <w:t>artículo</w:t>
-      </w:r>
-      <w:r>
-        <w:rPr>
-          <w:rFonts w:ascii="Arial" w:hAnsi="Arial" w:cs="Arial"/>
-          <w:iCs/>
-        </w:rPr>
-        <w:t xml:space="preserve"> de la sección</w:t>
+        <w:t>artículo de la sección</w:t>
       </w:r>
       <w:r>
         <w:rPr>
@@ -1630,17 +1581,8 @@
           <w:rFonts w:ascii="Arial" w:hAnsi="Arial" w:cs="Arial"/>
           <w:iCs/>
         </w:rPr>
-        <w:t xml:space="preserve">ción </w:t>
-      </w:r>
-      <w:proofErr w:type="gramStart"/>
-      <w:r>
-        <w:rPr>
-          <w:rFonts w:ascii="Arial" w:hAnsi="Arial" w:cs="Arial"/>
-          <w:iCs/>
-        </w:rPr>
-        <w:t>de los modal</w:t>
-      </w:r>
-      <w:proofErr w:type="gramEnd"/>
+        <w:t>ción de los modal</w:t>
+      </w:r>
       <w:r>
         <w:rPr>
           <w:rFonts w:ascii="Arial" w:hAnsi="Arial" w:cs="Arial"/>
@@ -1678,21 +1620,7 @@
           <w:rFonts w:ascii="Arial" w:hAnsi="Arial" w:cs="Arial"/>
           <w:iCs/>
         </w:rPr>
-        <w:t xml:space="preserve"> resuelve la navegación en versión </w:t>
-      </w:r>
-      <w:r>
-        <w:rPr>
-          <w:rFonts w:ascii="Arial" w:hAnsi="Arial" w:cs="Arial"/>
-          <w:iCs/>
-        </w:rPr>
-        <w:t>Mobile</w:t>
-      </w:r>
-      <w:r>
-        <w:rPr>
-          <w:rFonts w:ascii="Arial" w:hAnsi="Arial" w:cs="Arial"/>
-          <w:iCs/>
-        </w:rPr>
-        <w:t xml:space="preserve"> mediante el menú hamburguesa, eligiéndose por su simplicidad de implementación</w:t>
+        <w:t xml:space="preserve"> resuelve la navegación en versión Mobile mediante el menú hamburguesa, eligiéndose por su simplicidad de implementación</w:t>
       </w:r>
       <w:r>
         <w:rPr>
@@ -1784,7 +1712,6 @@
           <w:lang w:val="es-AR"/>
         </w:rPr>
       </w:pPr>
-      <w:proofErr w:type="spellStart"/>
       <w:r>
         <w:rPr>
           <w:rFonts w:ascii="Arial" w:hAnsi="Arial" w:cs="Arial"/>
@@ -1793,9 +1720,8 @@
           <w:iCs/>
           <w:lang w:val="es-AR"/>
         </w:rPr>
-        <w:t>Seccion</w:t>
-      </w:r>
-      <w:proofErr w:type="spellEnd"/>
+        <w:t>Sección</w:t>
+      </w:r>
       <w:r>
         <w:rPr>
           <w:rFonts w:ascii="Arial" w:hAnsi="Arial" w:cs="Arial"/>
@@ -2361,25 +2287,7 @@
           <w:iCs/>
           <w:lang w:val="es-AR"/>
         </w:rPr>
-        <w:t xml:space="preserve">Para mostrar información adicional al pasar el </w:t>
-      </w:r>
-      <w:proofErr w:type="gramStart"/>
-      <w:r>
-        <w:rPr>
-          <w:rFonts w:ascii="Arial" w:hAnsi="Arial" w:cs="Arial"/>
-          <w:iCs/>
-          <w:lang w:val="es-AR"/>
-        </w:rPr>
-        <w:t>mouse</w:t>
-      </w:r>
-      <w:proofErr w:type="gramEnd"/>
-      <w:r>
-        <w:rPr>
-          <w:rFonts w:ascii="Arial" w:hAnsi="Arial" w:cs="Arial"/>
-          <w:iCs/>
-          <w:lang w:val="es-AR"/>
-        </w:rPr>
-        <w:t xml:space="preserve"> sin ocupar espacio en la pantalla.</w:t>
+        <w:t>Para mostrar información adicional al pasar el mouse sin ocupar espacio en la pantalla.</w:t>
       </w:r>
     </w:p>
     <w:p>
@@ -2482,23 +2390,7 @@
           <w:rFonts w:ascii="Arial" w:hAnsi="Arial" w:cs="Arial"/>
           <w:iCs/>
         </w:rPr>
-        <w:t xml:space="preserve">o. Es así </w:t>
-      </w:r>
-      <w:proofErr w:type="gramStart"/>
-      <w:r>
-        <w:rPr>
-          <w:rFonts w:ascii="Arial" w:hAnsi="Arial" w:cs="Arial"/>
-          <w:iCs/>
-        </w:rPr>
-        <w:t>que</w:t>
-      </w:r>
-      <w:proofErr w:type="gramEnd"/>
-      <w:r>
-        <w:rPr>
-          <w:rFonts w:ascii="Arial" w:hAnsi="Arial" w:cs="Arial"/>
-          <w:iCs/>
-        </w:rPr>
-        <w:t xml:space="preserve"> implementamos un evento submit que valida cada campo y muestra un mensaje de confirmación personalizado con el nombre del usuario</w:t>
+        <w:t>o. Es así que implementamos un evento submit que valida cada campo y muestra un mensaje de confirmación personalizado con el nombre del usuario</w:t>
       </w:r>
       <w:r>
         <w:rPr>
@@ -3066,14 +2958,7 @@
           <w:rFonts w:ascii="Arial" w:hAnsi="Arial" w:cs="Arial"/>
           <w:iCs/>
         </w:rPr>
-        <w:t xml:space="preserve"> s</w:t>
-      </w:r>
-      <w:r>
-        <w:rPr>
-          <w:rFonts w:ascii="Arial" w:hAnsi="Arial" w:cs="Arial"/>
-          <w:iCs/>
-        </w:rPr>
-        <w:t xml:space="preserve">e </w:t>
+        <w:t xml:space="preserve"> se </w:t>
       </w:r>
       <w:proofErr w:type="spellStart"/>
       <w:r>
@@ -3089,28 +2974,7 @@
           <w:rFonts w:ascii="Arial" w:hAnsi="Arial" w:cs="Arial"/>
           <w:iCs/>
         </w:rPr>
-        <w:t xml:space="preserve"> las imágenes con alto y ancho fijado para que encajen en el diseño. También se </w:t>
-      </w:r>
-      <w:r>
-        <w:rPr>
-          <w:rFonts w:ascii="Arial" w:hAnsi="Arial" w:cs="Arial"/>
-          <w:iCs/>
-        </w:rPr>
-        <w:t>modificó</w:t>
-      </w:r>
-      <w:r>
-        <w:rPr>
-          <w:rFonts w:ascii="Arial" w:hAnsi="Arial" w:cs="Arial"/>
-          <w:iCs/>
-        </w:rPr>
-        <w:t xml:space="preserve"> el color del botón ir</w:t>
-      </w:r>
-      <w:r>
-        <w:rPr>
-          <w:rFonts w:ascii="Arial" w:hAnsi="Arial" w:cs="Arial"/>
-          <w:iCs/>
-        </w:rPr>
-        <w:t xml:space="preserve">. Todo con </w:t>
+        <w:t xml:space="preserve"> las imágenes con alto y ancho fijado para que encajen en el diseño. También se modificó el color del botón ir. Todo con </w:t>
       </w:r>
       <w:proofErr w:type="spellStart"/>
       <w:r>
@@ -3613,7 +3477,23 @@
           <w:rFonts w:ascii="Arial" w:hAnsi="Arial" w:cs="Arial"/>
           <w:iCs/>
         </w:rPr>
-        <w:t>&gt; para el pie de página y &lt;button&gt; para las acciones interactivas.</w:t>
+        <w:t>&gt; para el pie de página y &lt;</w:t>
+      </w:r>
+      <w:proofErr w:type="spellStart"/>
+      <w:r>
+        <w:rPr>
+          <w:rFonts w:ascii="Arial" w:hAnsi="Arial" w:cs="Arial"/>
+          <w:iCs/>
+        </w:rPr>
+        <w:t>button</w:t>
+      </w:r>
+      <w:proofErr w:type="spellEnd"/>
+      <w:r>
+        <w:rPr>
+          <w:rFonts w:ascii="Arial" w:hAnsi="Arial" w:cs="Arial"/>
+          <w:iCs/>
+        </w:rPr>
+        <w:t>&gt; para las acciones interactivas.</w:t>
       </w:r>
       <w:r>
         <w:rPr>
@@ -6682,6 +6562,7 @@
   <w:style w:type="character" w:default="1" w:styleId="Fuentedeprrafopredeter">
     <w:name w:val="Default Paragraph Font"/>
     <w:uiPriority w:val="1"/>
+    <w:semiHidden/>
     <w:unhideWhenUsed/>
   </w:style>
   <w:style w:type="table" w:default="1" w:styleId="Tablanormal">
